--- a/data/processed/novel_statistics.docx
+++ b/data/processed/novel_statistics.docx
@@ -2197,6 +2197,14 @@
       </w:pPr>
       <w:r>
         <w:t>Caveats: PROOF OF CONCEPT on Union only (the one corridor Phase 3a found OSM-complete). Signalized = TDOT (more complete than OSM signals); marked = OSM. Distance is along-corridor linear referencing. 'In Crosswalk' crashes are kept (struck at a crossing, ~0 ft).</w:t>
+      </w:r>
+    </w:p>
+    <w:p>
+      <w:pPr>
+        <w:pStyle w:val="ListBullet"/>
+      </w:pPr>
+      <w:r>
+        <w:t>Coverage-rule revision (2026-06-24): the 'covered corridor' flag was broadened. OLD rule -- each TDOT signal route was mapped to its single DOMINANT arterial (plus any &gt;=25% secondary), 56 corridors. NEW rule -- that set UNION any street directly carrying &gt;= 4 of its own nearest signals, 327 corridors. This adds 271 streets (A W WILLIS AVE, AARON BRENNER DR, ADAMS AVE, AIRLINE RD, ALABAMA AVE, ALTRURIA RD, AMBERGATE LN, APPLING RD...), most importantly UNION AVE (70 signals snap nearest to it, yet it is never the 'dominant' arterial on any single route, so the old rule missed it), bringing Union-corridor junctions into scope. Headline crash totals (1,294 / 175) and the deadliest-corridor counts are unaffected -- the flag only governs intersection signal-coverage scope, not crash attribution.</w:t>
       </w:r>
     </w:p>
     <w:sectPr>

--- a/data/processed/novel_statistics.docx
+++ b/data/processed/novel_statistics.docx
@@ -2205,6 +2205,40 @@
       </w:pPr>
       <w:r>
         <w:t>Coverage-rule revision (2026-06-24): the 'covered corridor' flag was broadened. OLD rule -- each TDOT signal route was mapped to its single DOMINANT arterial (plus any &gt;=25% secondary), 56 corridors. NEW rule -- that set UNION any street directly carrying &gt;= 4 of its own nearest signals, 327 corridors. This adds 271 streets (A W WILLIS AVE, AARON BRENNER DR, ADAMS AVE, AIRLINE RD, ALABAMA AVE, ALTRURIA RD, AMBERGATE LN, APPLING RD...), most importantly UNION AVE (70 signals snap nearest to it, yet it is never the 'dominant' arterial on any single route, so the old rule missed it), bringing Union-corridor junctions into scope. Headline crash totals (1,294 / 175) and the deadliest-corridor counts are unaffected -- the flag only governs intersection signal-coverage scope, not crash attribution.</w:t>
+      </w:r>
+    </w:p>
+    <w:p>
+      <w:r>
+        <w:br w:type="page"/>
+      </w:r>
+    </w:p>
+    <w:p>
+      <w:pPr>
+        <w:pStyle w:val="Heading1"/>
+      </w:pPr>
+      <w:r>
+        <w:t>Correction — intersection signal split (appended 2026-07-12)</w:t>
+      </w:r>
+    </w:p>
+    <w:p>
+      <w:r>
+        <w:t>The Phase-3a figure "Within signal coverage: 177 crashes — at SIGNALIZED intersections 89 (50.3%), at UNSIGNALIZED 88 (49.7%)" is SUPERSEDED. It was computed on the original endpoint-snapped node set (script 21). After the intersection-node root fix (script 25: true geometric intersection, divided-carriageway merge, widened coverage rule) and crash re-attribution, the current verified figure is:</w:t>
+      </w:r>
+    </w:p>
+    <w:p>
+      <w:pPr>
+        <w:pStyle w:val="ListBullet"/>
+      </w:pPr>
+      <w:r>
+        <w:t>Within signal coverage: 298 at-intersection crashes (24 fatal) — at SIGNALIZED intersections 119 (39.9%), at UNSIGNALIZED 179 (60.1%); fatal: signalized 11, unsignalized 13.</w:t>
+      </w:r>
+    </w:p>
+    <w:p>
+      <w:pPr>
+        <w:pStyle w:val="ListBullet"/>
+      </w:pPr>
+      <w:r>
+        <w:t>Computed from data/processed/shelby_crashes_signals.csv (at_intersection = True, intersection_signalized in {yes, no}); crashes at intersections outside signal coverage (301) are excluded, as before — no_signal_coverage is not "no signal." Use ~40% / ~60%, not the earlier ~50/50.</w:t>
       </w:r>
     </w:p>
     <w:sectPr>

--- a/data/processed/novel_statistics.docx
+++ b/data/processed/novel_statistics.docx
@@ -2172,7 +2172,7 @@
         <w:pStyle w:val="ListBullet"/>
       </w:pPr>
       <w:r>
-        <w:t>Union crashes within 30 m: 41 (8 fatal); crossing-relevant (On Roadway / In Crosswalk): 36 — the set used for the distance stat.</w:t>
+        <w:t>Union crashes within 30 m: 43 (8 fatal); crossing-relevant (On Roadway / In Crosswalk): 38 — the set used for the distance stat.</w:t>
       </w:r>
     </w:p>
     <w:p>
@@ -2180,7 +2180,7 @@
         <w:pStyle w:val="ListBullet"/>
       </w:pPr>
       <w:r>
-        <w:t>Along-corridor distance from a crossing-relevant crash to the nearest safe crossing: mean 152 ft, median 4 ft; 8/36 struck more than 250 ft from one.</w:t>
+        <w:t>Along-corridor distance from a crossing-relevant crash to the nearest safe crossing: mean 145 ft, median 5 ft; 8/38 struck more than 250 ft from one.</w:t>
       </w:r>
     </w:p>
     <w:p>
@@ -2204,41 +2204,7 @@
         <w:pStyle w:val="ListBullet"/>
       </w:pPr>
       <w:r>
-        <w:t>Coverage-rule revision (2026-06-24): the 'covered corridor' flag was broadened. OLD rule -- each TDOT signal route was mapped to its single DOMINANT arterial (plus any &gt;=25% secondary), 56 corridors. NEW rule -- that set UNION any street directly carrying &gt;= 4 of its own nearest signals, 327 corridors. This adds 271 streets (A W WILLIS AVE, AARON BRENNER DR, ADAMS AVE, AIRLINE RD, ALABAMA AVE, ALTRURIA RD, AMBERGATE LN, APPLING RD...), most importantly UNION AVE (70 signals snap nearest to it, yet it is never the 'dominant' arterial on any single route, so the old rule missed it), bringing Union-corridor junctions into scope. Headline crash totals (1,294 / 175) and the deadliest-corridor counts are unaffected -- the flag only governs intersection signal-coverage scope, not crash attribution.</w:t>
-      </w:r>
-    </w:p>
-    <w:p>
-      <w:r>
-        <w:br w:type="page"/>
-      </w:r>
-    </w:p>
-    <w:p>
-      <w:pPr>
-        <w:pStyle w:val="Heading1"/>
-      </w:pPr>
-      <w:r>
-        <w:t>Correction — intersection signal split (appended 2026-07-12)</w:t>
-      </w:r>
-    </w:p>
-    <w:p>
-      <w:r>
-        <w:t>The Phase-3a figure "Within signal coverage: 177 crashes — at SIGNALIZED intersections 89 (50.3%), at UNSIGNALIZED 88 (49.7%)" is SUPERSEDED. It was computed on the original endpoint-snapped node set (script 21). After the intersection-node root fix (script 25: true geometric intersection, divided-carriageway merge, widened coverage rule) and crash re-attribution, the current verified figure is:</w:t>
-      </w:r>
-    </w:p>
-    <w:p>
-      <w:pPr>
-        <w:pStyle w:val="ListBullet"/>
-      </w:pPr>
-      <w:r>
-        <w:t>Within signal coverage: 298 at-intersection crashes (24 fatal) — at SIGNALIZED intersections 119 (39.9%), at UNSIGNALIZED 179 (60.1%); fatal: signalized 11, unsignalized 13.</w:t>
-      </w:r>
-    </w:p>
-    <w:p>
-      <w:pPr>
-        <w:pStyle w:val="ListBullet"/>
-      </w:pPr>
-      <w:r>
-        <w:t>Computed from data/processed/shelby_crashes_signals.csv (at_intersection = True, intersection_signalized in {yes, no}); crashes at intersections outside signal coverage (301) are excluded, as before — no_signal_coverage is not "no signal." Use ~40% / ~60%, not the earlier ~50/50.</w:t>
+        <w:t>Coverage-rule revision (2026-07-13): the 'covered corridor' flag was broadened. OLD rule -- each TDOT signal route was mapped to its single DOMINANT arterial (plus any &gt;=25% secondary), 56 corridors. NEW rule -- that set UNION any street directly carrying &gt;= 4 of its own nearest signals, 327 corridors. This adds 271 streets (A W WILLIS AVE, AARON BRENNER DR, ADAMS AVE, AIRLINE RD, ALABAMA AVE, ALTRURIA RD, AMBERGATE LN, APPLING RD...), most importantly UNION AVE (70 signals snap nearest to it, yet it is never the 'dominant' arterial on any single route, so the old rule missed it), bringing Union-corridor junctions into scope. Headline crash totals (1,294 / 175) and the deadliest-corridor counts are unaffected -- the flag only governs intersection signal-coverage scope, not crash attribution.</w:t>
       </w:r>
     </w:p>
     <w:sectPr>

--- a/data/processed/novel_statistics.docx
+++ b/data/processed/novel_statistics.docx
@@ -2141,6 +2141,35 @@
     <w:p>
       <w:r>
         <w:t>The scope is signal-covered corridors only. Crashes at intersections OFF those corridors are excluded as 'no_signal_coverage' — they are NOT counted as unsignalized. Absence of signal data is not evidence of no signal. The signalized/unsignalized shares are descriptive; we do NOT claim unsignalized intersections are 'N times deadlier' from these raw counts (signalized intersections sit on the busiest arterials, which carry their own exposure).</w:t>
+      </w:r>
+    </w:p>
+    <w:p>
+      <w:pPr>
+        <w:pStyle w:val="Heading1"/>
+      </w:pPr>
+      <w:r>
+        <w:t>Correction — intersection signal split (appended 2026-07-12; restored 2026-07-13)</w:t>
+      </w:r>
+    </w:p>
+    <w:p>
+      <w:r>
+        <w:t>The Phase-3a figure "Within signal coverage: 177 crashes — at SIGNALIZED intersections 89 (50.3%), at UNSIGNALIZED 88 (49.7%)" is SUPERSEDED. It was computed on the original endpoint-snapped node set (script 21). After the intersection-node root fix (script 25) and crash re-attribution, the verified figure as of the 2026-05-26 window was:</w:t>
+      </w:r>
+    </w:p>
+    <w:p>
+      <w:pPr>
+        <w:pStyle w:val="ListBullet"/>
+      </w:pPr>
+      <w:r>
+        <w:t>Within signal coverage: 298 at-intersection crashes (24 fatal) — at SIGNALIZED intersections 119 (39.9%), at UNSIGNALIZED 179 (60.1%); fatal: signalized 11, unsignalized 13.</w:t>
+      </w:r>
+    </w:p>
+    <w:p>
+      <w:pPr>
+        <w:pStyle w:val="ListBullet"/>
+      </w:pPr>
+      <w:r>
+        <w:t>Computed from data/processed/shelby_crashes_signals.csv (at_intersection = True, intersection_signalized in {yes, no}); no_signal_coverage is not "no signal." Use ~40% / ~60%, not the earlier ~50/50. Recompute from the same file for the current window after any data refresh. (Restoration note: this section was accidentally deleted on 2026-07-13 by script 23s old truncate-to-end docx append, since fixed to remove only its own section.)</w:t>
       </w:r>
     </w:p>
     <w:p>

--- a/data/processed/novel_statistics.docx
+++ b/data/processed/novel_statistics.docx
@@ -2233,7 +2233,7 @@
         <w:pStyle w:val="ListBullet"/>
       </w:pPr>
       <w:r>
-        <w:t>Coverage-rule revision (2026-07-13): the 'covered corridor' flag was broadened. OLD rule -- each TDOT signal route was mapped to its single DOMINANT arterial (plus any &gt;=25% secondary), 56 corridors. NEW rule -- that set UNION any street directly carrying &gt;= 4 of its own nearest signals, 327 corridors. This adds 271 streets (A W WILLIS AVE, AARON BRENNER DR, ADAMS AVE, AIRLINE RD, ALABAMA AVE, ALTRURIA RD, AMBERGATE LN, APPLING RD...), most importantly UNION AVE (70 signals snap nearest to it, yet it is never the 'dominant' arterial on any single route, so the old rule missed it), bringing Union-corridor junctions into scope. Headline crash totals (1,294 / 175) and the deadliest-corridor counts are unaffected -- the flag only governs intersection signal-coverage scope, not crash attribution.</w:t>
+        <w:t>Coverage-rule revision (2026-07-15): the 'covered corridor' flag was broadened. OLD rule -- each TDOT signal route was mapped to its single DOMINANT arterial (plus any &gt;=25% secondary), 56 corridors. NEW rule -- that set UNION any street directly carrying &gt;= 4 of its own nearest signals, 327 corridors. This adds 271 streets (A W WILLIS AVE, AARON BRENNER DR, ADAMS AVE, AIRLINE RD, ALABAMA AVE, ALTRURIA RD, AMBERGATE LN, APPLING RD...), most importantly UNION AVE (70 signals snap nearest to it, yet it is never the 'dominant' arterial on any single route, so the old rule missed it), bringing Union-corridor junctions into scope. Headline crash totals (1,294 / 175) and the deadliest-corridor counts are unaffected -- the flag only governs intersection signal-coverage scope, not crash attribution.</w:t>
       </w:r>
     </w:p>
     <w:sectPr>

--- a/data/processed/novel_statistics.docx
+++ b/data/processed/novel_statistics.docx
@@ -2233,7 +2233,7 @@
         <w:pStyle w:val="ListBullet"/>
       </w:pPr>
       <w:r>
-        <w:t>Coverage-rule revision (2026-07-15): the 'covered corridor' flag was broadened. OLD rule -- each TDOT signal route was mapped to its single DOMINANT arterial (plus any &gt;=25% secondary), 56 corridors. NEW rule -- that set UNION any street directly carrying &gt;= 4 of its own nearest signals, 327 corridors. This adds 271 streets (A W WILLIS AVE, AARON BRENNER DR, ADAMS AVE, AIRLINE RD, ALABAMA AVE, ALTRURIA RD, AMBERGATE LN, APPLING RD...), most importantly UNION AVE (70 signals snap nearest to it, yet it is never the 'dominant' arterial on any single route, so the old rule missed it), bringing Union-corridor junctions into scope. Headline crash totals (1,294 / 175) and the deadliest-corridor counts are unaffected -- the flag only governs intersection signal-coverage scope, not crash attribution.</w:t>
+        <w:t>Coverage-rule revision (2026-07-20): the 'covered corridor' flag was broadened. OLD rule -- each TDOT signal route was mapped to its single DOMINANT arterial (plus any &gt;=25% secondary), 56 corridors. NEW rule -- that set UNION any street directly carrying &gt;= 4 of its own nearest signals, 327 corridors. This adds 271 streets (A W WILLIS AVE, AARON BRENNER DR, ADAMS AVE, AIRLINE RD, ALABAMA AVE, ALTRURIA RD, AMBERGATE LN, APPLING RD...), most importantly UNION AVE (70 signals snap nearest to it, yet it is never the 'dominant' arterial on any single route, so the old rule missed it), bringing Union-corridor junctions into scope. Headline crash totals (1,294 / 175) and the deadliest-corridor counts are unaffected -- the flag only governs intersection signal-coverage scope, not crash attribution.</w:t>
       </w:r>
     </w:p>
     <w:sectPr>

--- a/data/processed/novel_statistics.docx
+++ b/data/processed/novel_statistics.docx
@@ -2233,7 +2233,7 @@
         <w:pStyle w:val="ListBullet"/>
       </w:pPr>
       <w:r>
-        <w:t>Coverage-rule revision (2026-07-20): the 'covered corridor' flag was broadened. OLD rule -- each TDOT signal route was mapped to its single DOMINANT arterial (plus any &gt;=25% secondary), 56 corridors. NEW rule -- that set UNION any street directly carrying &gt;= 4 of its own nearest signals, 327 corridors. This adds 271 streets (A W WILLIS AVE, AARON BRENNER DR, ADAMS AVE, AIRLINE RD, ALABAMA AVE, ALTRURIA RD, AMBERGATE LN, APPLING RD...), most importantly UNION AVE (70 signals snap nearest to it, yet it is never the 'dominant' arterial on any single route, so the old rule missed it), bringing Union-corridor junctions into scope. Headline crash totals (1,294 / 175) and the deadliest-corridor counts are unaffected -- the flag only governs intersection signal-coverage scope, not crash attribution.</w:t>
+        <w:t>Coverage-rule revision (2026-07-22): the 'covered corridor' flag was broadened. OLD rule -- each TDOT signal route was mapped to its single DOMINANT arterial (plus any &gt;=25% secondary), 56 corridors. NEW rule -- that set UNION any street directly carrying &gt;= 4 of its own nearest signals, 327 corridors. This adds 271 streets (A W WILLIS AVE, AARON BRENNER DR, ADAMS AVE, AIRLINE RD, ALABAMA AVE, ALTRURIA RD, AMBERGATE LN, APPLING RD...), most importantly UNION AVE (70 signals snap nearest to it, yet it is never the 'dominant' arterial on any single route, so the old rule missed it), bringing Union-corridor junctions into scope. Headline crash totals (1,294 / 175) and the deadliest-corridor counts are unaffected -- the flag only governs intersection signal-coverage scope, not crash attribution.</w:t>
       </w:r>
     </w:p>
     <w:sectPr>

--- a/data/processed/novel_statistics.docx
+++ b/data/processed/novel_statistics.docx
@@ -2201,7 +2201,7 @@
         <w:pStyle w:val="ListBullet"/>
       </w:pPr>
       <w:r>
-        <w:t>Union crashes within 30 m: 43 (8 fatal); crossing-relevant (On Roadway / In Crosswalk): 38 — the set used for the distance stat.</w:t>
+        <w:t>Union crashes within 30 m: 44 (8 fatal); crossing-relevant (On Roadway / In Crosswalk): 39 — the set used for the distance stat.</w:t>
       </w:r>
     </w:p>
     <w:p>
@@ -2209,7 +2209,7 @@
         <w:pStyle w:val="ListBullet"/>
       </w:pPr>
       <w:r>
-        <w:t>Along-corridor distance from a crossing-relevant crash to the nearest safe crossing: mean 145 ft, median 5 ft; 8/38 struck more than 250 ft from one.</w:t>
+        <w:t>Along-corridor distance from a crossing-relevant crash to the nearest safe crossing: mean 142 ft, median 5 ft; 8/39 struck more than 250 ft from one.</w:t>
       </w:r>
     </w:p>
     <w:p>
@@ -2233,7 +2233,7 @@
         <w:pStyle w:val="ListBullet"/>
       </w:pPr>
       <w:r>
-        <w:t>Coverage-rule revision (2026-07-22): the 'covered corridor' flag was broadened. OLD rule -- each TDOT signal route was mapped to its single DOMINANT arterial (plus any &gt;=25% secondary), 56 corridors. NEW rule -- that set UNION any street directly carrying &gt;= 4 of its own nearest signals, 327 corridors. This adds 271 streets (A W WILLIS AVE, AARON BRENNER DR, ADAMS AVE, AIRLINE RD, ALABAMA AVE, ALTRURIA RD, AMBERGATE LN, APPLING RD...), most importantly UNION AVE (70 signals snap nearest to it, yet it is never the 'dominant' arterial on any single route, so the old rule missed it), bringing Union-corridor junctions into scope. Headline crash totals (1,294 / 175) and the deadliest-corridor counts are unaffected -- the flag only governs intersection signal-coverage scope, not crash attribution.</w:t>
+        <w:t>Coverage-rule revision (2026-07-23): the 'covered corridor' flag was broadened. OLD rule -- each TDOT signal route was mapped to its single DOMINANT arterial (plus any &gt;=25% secondary), 56 corridors. NEW rule -- that set UNION any street directly carrying &gt;= 4 of its own nearest signals, 327 corridors. This adds 271 streets (A W WILLIS AVE, AARON BRENNER DR, ADAMS AVE, AIRLINE RD, ALABAMA AVE, ALTRURIA RD, AMBERGATE LN, APPLING RD...), most importantly UNION AVE (70 signals snap nearest to it, yet it is never the 'dominant' arterial on any single route, so the old rule missed it), bringing Union-corridor junctions into scope. Headline crash totals (1,294 / 175) and the deadliest-corridor counts are unaffected -- the flag only governs intersection signal-coverage scope, not crash attribution.</w:t>
       </w:r>
     </w:p>
     <w:sectPr>

--- a/data/processed/novel_statistics.docx
+++ b/data/processed/novel_statistics.docx
@@ -2233,7 +2233,7 @@
         <w:pStyle w:val="ListBullet"/>
       </w:pPr>
       <w:r>
-        <w:t>Coverage-rule revision (2026-07-23): the 'covered corridor' flag was broadened. OLD rule -- each TDOT signal route was mapped to its single DOMINANT arterial (plus any &gt;=25% secondary), 56 corridors. NEW rule -- that set UNION any street directly carrying &gt;= 4 of its own nearest signals, 327 corridors. This adds 271 streets (A W WILLIS AVE, AARON BRENNER DR, ADAMS AVE, AIRLINE RD, ALABAMA AVE, ALTRURIA RD, AMBERGATE LN, APPLING RD...), most importantly UNION AVE (70 signals snap nearest to it, yet it is never the 'dominant' arterial on any single route, so the old rule missed it), bringing Union-corridor junctions into scope. Headline crash totals (1,294 / 175) and the deadliest-corridor counts are unaffected -- the flag only governs intersection signal-coverage scope, not crash attribution.</w:t>
+        <w:t>Coverage-rule revision (2026-07-25): the 'covered corridor' flag was broadened. OLD rule -- each TDOT signal route was mapped to its single DOMINANT arterial (plus any &gt;=25% secondary), 56 corridors. NEW rule -- that set UNION any street directly carrying &gt;= 4 of its own nearest signals, 327 corridors. This adds 271 streets (A W WILLIS AVE, AARON BRENNER DR, ADAMS AVE, AIRLINE RD, ALABAMA AVE, ALTRURIA RD, AMBERGATE LN, APPLING RD...), most importantly UNION AVE (70 signals snap nearest to it, yet it is never the 'dominant' arterial on any single route, so the old rule missed it), bringing Union-corridor junctions into scope. Headline crash totals (1,294 / 175) and the deadliest-corridor counts are unaffected -- the flag only governs intersection signal-coverage scope, not crash attribution.</w:t>
       </w:r>
     </w:p>
     <w:sectPr>

--- a/data/processed/novel_statistics.docx
+++ b/data/processed/novel_statistics.docx
@@ -2201,7 +2201,7 @@
         <w:pStyle w:val="ListBullet"/>
       </w:pPr>
       <w:r>
-        <w:t>Union crashes within 30 m: 44 (8 fatal); crossing-relevant (On Roadway / In Crosswalk): 39 — the set used for the distance stat.</w:t>
+        <w:t>Union crashes within 30 m: 45 (9 fatal); crossing-relevant (On Roadway / In Crosswalk): 40 — the set used for the distance stat.</w:t>
       </w:r>
     </w:p>
     <w:p>
@@ -2209,7 +2209,7 @@
         <w:pStyle w:val="ListBullet"/>
       </w:pPr>
       <w:r>
-        <w:t>Along-corridor distance from a crossing-relevant crash to the nearest safe crossing: mean 142 ft, median 5 ft; 8/39 struck more than 250 ft from one.</w:t>
+        <w:t>Along-corridor distance from a crossing-relevant crash to the nearest safe crossing: mean 157 ft, median 5 ft; 9/40 struck more than 250 ft from one.</w:t>
       </w:r>
     </w:p>
     <w:p>
@@ -2233,7 +2233,7 @@
         <w:pStyle w:val="ListBullet"/>
       </w:pPr>
       <w:r>
-        <w:t>Coverage-rule revision (2026-07-25): the 'covered corridor' flag was broadened. OLD rule -- each TDOT signal route was mapped to its single DOMINANT arterial (plus any &gt;=25% secondary), 56 corridors. NEW rule -- that set UNION any street directly carrying &gt;= 4 of its own nearest signals, 327 corridors. This adds 271 streets (A W WILLIS AVE, AARON BRENNER DR, ADAMS AVE, AIRLINE RD, ALABAMA AVE, ALTRURIA RD, AMBERGATE LN, APPLING RD...), most importantly UNION AVE (70 signals snap nearest to it, yet it is never the 'dominant' arterial on any single route, so the old rule missed it), bringing Union-corridor junctions into scope. Headline crash totals (1,294 / 175) and the deadliest-corridor counts are unaffected -- the flag only governs intersection signal-coverage scope, not crash attribution.</w:t>
+        <w:t>Coverage-rule revision (2026-07-26): the 'covered corridor' flag was broadened. OLD rule -- each TDOT signal route was mapped to its single DOMINANT arterial (plus any &gt;=25% secondary), 56 corridors. NEW rule -- that set UNION any street directly carrying &gt;= 4 of its own nearest signals, 327 corridors. This adds 271 streets (A W WILLIS AVE, AARON BRENNER DR, ADAMS AVE, AIRLINE RD, ALABAMA AVE, ALTRURIA RD, AMBERGATE LN, APPLING RD...), most importantly UNION AVE (70 signals snap nearest to it, yet it is never the 'dominant' arterial on any single route, so the old rule missed it), bringing Union-corridor junctions into scope. Headline crash totals (1,294 / 175) and the deadliest-corridor counts are unaffected -- the flag only governs intersection signal-coverage scope, not crash attribution.</w:t>
       </w:r>
     </w:p>
     <w:sectPr>

--- a/data/processed/novel_statistics.docx
+++ b/data/processed/novel_statistics.docx
@@ -2233,7 +2233,7 @@
         <w:pStyle w:val="ListBullet"/>
       </w:pPr>
       <w:r>
-        <w:t>Coverage-rule revision (2026-07-26): the 'covered corridor' flag was broadened. OLD rule -- each TDOT signal route was mapped to its single DOMINANT arterial (plus any &gt;=25% secondary), 56 corridors. NEW rule -- that set UNION any street directly carrying &gt;= 4 of its own nearest signals, 327 corridors. This adds 271 streets (A W WILLIS AVE, AARON BRENNER DR, ADAMS AVE, AIRLINE RD, ALABAMA AVE, ALTRURIA RD, AMBERGATE LN, APPLING RD...), most importantly UNION AVE (70 signals snap nearest to it, yet it is never the 'dominant' arterial on any single route, so the old rule missed it), bringing Union-corridor junctions into scope. Headline crash totals (1,294 / 175) and the deadliest-corridor counts are unaffected -- the flag only governs intersection signal-coverage scope, not crash attribution.</w:t>
+        <w:t>Coverage-rule revision (2026-07-27): the 'covered corridor' flag was broadened. OLD rule -- each TDOT signal route was mapped to its single DOMINANT arterial (plus any &gt;=25% secondary), 56 corridors. NEW rule -- that set UNION any street directly carrying &gt;= 4 of its own nearest signals, 327 corridors. This adds 271 streets (A W WILLIS AVE, AARON BRENNER DR, ADAMS AVE, AIRLINE RD, ALABAMA AVE, ALTRURIA RD, AMBERGATE LN, APPLING RD...), most importantly UNION AVE (70 signals snap nearest to it, yet it is never the 'dominant' arterial on any single route, so the old rule missed it), bringing Union-corridor junctions into scope. Headline crash totals (1,294 / 175) and the deadliest-corridor counts are unaffected -- the flag only governs intersection signal-coverage scope, not crash attribution.</w:t>
       </w:r>
     </w:p>
     <w:sectPr>

--- a/data/processed/novel_statistics.docx
+++ b/data/processed/novel_statistics.docx
@@ -2233,7 +2233,7 @@
         <w:pStyle w:val="ListBullet"/>
       </w:pPr>
       <w:r>
-        <w:t>Coverage-rule revision (2026-07-27): the 'covered corridor' flag was broadened. OLD rule -- each TDOT signal route was mapped to its single DOMINANT arterial (plus any &gt;=25% secondary), 56 corridors. NEW rule -- that set UNION any street directly carrying &gt;= 4 of its own nearest signals, 327 corridors. This adds 271 streets (A W WILLIS AVE, AARON BRENNER DR, ADAMS AVE, AIRLINE RD, ALABAMA AVE, ALTRURIA RD, AMBERGATE LN, APPLING RD...), most importantly UNION AVE (70 signals snap nearest to it, yet it is never the 'dominant' arterial on any single route, so the old rule missed it), bringing Union-corridor junctions into scope. Headline crash totals (1,294 / 175) and the deadliest-corridor counts are unaffected -- the flag only governs intersection signal-coverage scope, not crash attribution.</w:t>
+        <w:t>Coverage-rule revision (2026-07-29): the 'covered corridor' flag was broadened. OLD rule -- each TDOT signal route was mapped to its single DOMINANT arterial (plus any &gt;=25% secondary), 56 corridors. NEW rule -- that set UNION any street directly carrying &gt;= 4 of its own nearest signals, 327 corridors. This adds 271 streets (A W WILLIS AVE, AARON BRENNER DR, ADAMS AVE, AIRLINE RD, ALABAMA AVE, ALTRURIA RD, AMBERGATE LN, APPLING RD...), most importantly UNION AVE (70 signals snap nearest to it, yet it is never the 'dominant' arterial on any single route, so the old rule missed it), bringing Union-corridor junctions into scope. Headline crash totals (1,294 / 175) and the deadliest-corridor counts are unaffected -- the flag only governs intersection signal-coverage scope, not crash attribution.</w:t>
       </w:r>
     </w:p>
     <w:sectPr>

--- a/data/processed/novel_statistics.docx
+++ b/data/processed/novel_statistics.docx
@@ -2233,7 +2233,7 @@
         <w:pStyle w:val="ListBullet"/>
       </w:pPr>
       <w:r>
-        <w:t>Coverage-rule revision (2026-07-29): the 'covered corridor' flag was broadened. OLD rule -- each TDOT signal route was mapped to its single DOMINANT arterial (plus any &gt;=25% secondary), 56 corridors. NEW rule -- that set UNION any street directly carrying &gt;= 4 of its own nearest signals, 327 corridors. This adds 271 streets (A W WILLIS AVE, AARON BRENNER DR, ADAMS AVE, AIRLINE RD, ALABAMA AVE, ALTRURIA RD, AMBERGATE LN, APPLING RD...), most importantly UNION AVE (70 signals snap nearest to it, yet it is never the 'dominant' arterial on any single route, so the old rule missed it), bringing Union-corridor junctions into scope. Headline crash totals (1,294 / 175) and the deadliest-corridor counts are unaffected -- the flag only governs intersection signal-coverage scope, not crash attribution.</w:t>
+        <w:t>Coverage-rule revision (2026-07-31): the 'covered corridor' flag was broadened. OLD rule -- each TDOT signal route was mapped to its single DOMINANT arterial (plus any &gt;=25% secondary), 56 corridors. NEW rule -- that set UNION any street directly carrying &gt;= 4 of its own nearest signals, 327 corridors. This adds 271 streets (A W WILLIS AVE, AARON BRENNER DR, ADAMS AVE, AIRLINE RD, ALABAMA AVE, ALTRURIA RD, AMBERGATE LN, APPLING RD...), most importantly UNION AVE (70 signals snap nearest to it, yet it is never the 'dominant' arterial on any single route, so the old rule missed it), bringing Union-corridor junctions into scope. Headline crash totals (1,294 / 175) and the deadliest-corridor counts are unaffected -- the flag only governs intersection signal-coverage scope, not crash attribution.</w:t>
       </w:r>
     </w:p>
     <w:sectPr>

--- a/data/processed/novel_statistics.docx
+++ b/data/processed/novel_statistics.docx
@@ -2233,7 +2233,7 @@
         <w:pStyle w:val="ListBullet"/>
       </w:pPr>
       <w:r>
-        <w:t>Coverage-rule revision (2026-07-31): the 'covered corridor' flag was broadened. OLD rule -- each TDOT signal route was mapped to its single DOMINANT arterial (plus any &gt;=25% secondary), 56 corridors. NEW rule -- that set UNION any street directly carrying &gt;= 4 of its own nearest signals, 327 corridors. This adds 271 streets (A W WILLIS AVE, AARON BRENNER DR, ADAMS AVE, AIRLINE RD, ALABAMA AVE, ALTRURIA RD, AMBERGATE LN, APPLING RD...), most importantly UNION AVE (70 signals snap nearest to it, yet it is never the 'dominant' arterial on any single route, so the old rule missed it), bringing Union-corridor junctions into scope. Headline crash totals (1,294 / 175) and the deadliest-corridor counts are unaffected -- the flag only governs intersection signal-coverage scope, not crash attribution.</w:t>
+        <w:t>Coverage-rule revision (2026-08-02): the 'covered corridor' flag was broadened. OLD rule -- each TDOT signal route was mapped to its single DOMINANT arterial (plus any &gt;=25% secondary), 56 corridors. NEW rule -- that set UNION any street directly carrying &gt;= 4 of its own nearest signals, 327 corridors. This adds 271 streets (A W WILLIS AVE, AARON BRENNER DR, ADAMS AVE, AIRLINE RD, ALABAMA AVE, ALTRURIA RD, AMBERGATE LN, APPLING RD...), most importantly UNION AVE (70 signals snap nearest to it, yet it is never the 'dominant' arterial on any single route, so the old rule missed it), bringing Union-corridor junctions into scope. Headline crash totals (1,294 / 175) and the deadliest-corridor counts are unaffected -- the flag only governs intersection signal-coverage scope, not crash attribution.</w:t>
       </w:r>
     </w:p>
     <w:sectPr>

--- a/data/processed/novel_statistics.docx
+++ b/data/processed/novel_statistics.docx
@@ -2233,7 +2233,7 @@
         <w:pStyle w:val="ListBullet"/>
       </w:pPr>
       <w:r>
-        <w:t>Coverage-rule revision (2026-08-02): the 'covered corridor' flag was broadened. OLD rule -- each TDOT signal route was mapped to its single DOMINANT arterial (plus any &gt;=25% secondary), 56 corridors. NEW rule -- that set UNION any street directly carrying &gt;= 4 of its own nearest signals, 327 corridors. This adds 271 streets (A W WILLIS AVE, AARON BRENNER DR, ADAMS AVE, AIRLINE RD, ALABAMA AVE, ALTRURIA RD, AMBERGATE LN, APPLING RD...), most importantly UNION AVE (70 signals snap nearest to it, yet it is never the 'dominant' arterial on any single route, so the old rule missed it), bringing Union-corridor junctions into scope. Headline crash totals (1,294 / 175) and the deadliest-corridor counts are unaffected -- the flag only governs intersection signal-coverage scope, not crash attribution.</w:t>
+        <w:t>Coverage-rule revision (2026-08-03): the 'covered corridor' flag was broadened. OLD rule -- each TDOT signal route was mapped to its single DOMINANT arterial (plus any &gt;=25% secondary), 56 corridors. NEW rule -- that set UNION any street directly carrying &gt;= 4 of its own nearest signals, 327 corridors. This adds 271 streets (A W WILLIS AVE, AARON BRENNER DR, ADAMS AVE, AIRLINE RD, ALABAMA AVE, ALTRURIA RD, AMBERGATE LN, APPLING RD...), most importantly UNION AVE (70 signals snap nearest to it, yet it is never the 'dominant' arterial on any single route, so the old rule missed it), bringing Union-corridor junctions into scope. Headline crash totals (1,294 / 175) and the deadliest-corridor counts are unaffected -- the flag only governs intersection signal-coverage scope, not crash attribution.</w:t>
       </w:r>
     </w:p>
     <w:sectPr>

--- a/data/processed/novel_statistics.docx
+++ b/data/processed/novel_statistics.docx
@@ -2233,7 +2233,7 @@
         <w:pStyle w:val="ListBullet"/>
       </w:pPr>
       <w:r>
-        <w:t>Coverage-rule revision (2026-08-03): the 'covered corridor' flag was broadened. OLD rule -- each TDOT signal route was mapped to its single DOMINANT arterial (plus any &gt;=25% secondary), 56 corridors. NEW rule -- that set UNION any street directly carrying &gt;= 4 of its own nearest signals, 327 corridors. This adds 271 streets (A W WILLIS AVE, AARON BRENNER DR, ADAMS AVE, AIRLINE RD, ALABAMA AVE, ALTRURIA RD, AMBERGATE LN, APPLING RD...), most importantly UNION AVE (70 signals snap nearest to it, yet it is never the 'dominant' arterial on any single route, so the old rule missed it), bringing Union-corridor junctions into scope. Headline crash totals (1,294 / 175) and the deadliest-corridor counts are unaffected -- the flag only governs intersection signal-coverage scope, not crash attribution.</w:t>
+        <w:t>Coverage-rule revision (2026-08-05): the 'covered corridor' flag was broadened. OLD rule -- each TDOT signal route was mapped to its single DOMINANT arterial (plus any &gt;=25% secondary), 56 corridors. NEW rule -- that set UNION any street directly carrying &gt;= 4 of its own nearest signals, 327 corridors. This adds 271 streets (A W WILLIS AVE, AARON BRENNER DR, ADAMS AVE, AIRLINE RD, ALABAMA AVE, ALTRURIA RD, AMBERGATE LN, APPLING RD...), most importantly UNION AVE (70 signals snap nearest to it, yet it is never the 'dominant' arterial on any single route, so the old rule missed it), bringing Union-corridor junctions into scope. Headline crash totals (1,294 / 175) and the deadliest-corridor counts are unaffected -- the flag only governs intersection signal-coverage scope, not crash attribution.</w:t>
       </w:r>
     </w:p>
     <w:sectPr>

--- a/data/processed/novel_statistics.docx
+++ b/data/processed/novel_statistics.docx
@@ -2233,7 +2233,7 @@
         <w:pStyle w:val="ListBullet"/>
       </w:pPr>
       <w:r>
-        <w:t>Coverage-rule revision (2026-08-05): the 'covered corridor' flag was broadened. OLD rule -- each TDOT signal route was mapped to its single DOMINANT arterial (plus any &gt;=25% secondary), 56 corridors. NEW rule -- that set UNION any street directly carrying &gt;= 4 of its own nearest signals, 327 corridors. This adds 271 streets (A W WILLIS AVE, AARON BRENNER DR, ADAMS AVE, AIRLINE RD, ALABAMA AVE, ALTRURIA RD, AMBERGATE LN, APPLING RD...), most importantly UNION AVE (70 signals snap nearest to it, yet it is never the 'dominant' arterial on any single route, so the old rule missed it), bringing Union-corridor junctions into scope. Headline crash totals (1,294 / 175) and the deadliest-corridor counts are unaffected -- the flag only governs intersection signal-coverage scope, not crash attribution.</w:t>
+        <w:t>Coverage-rule revision (2026-08-06): the 'covered corridor' flag was broadened. OLD rule -- each TDOT signal route was mapped to its single DOMINANT arterial (plus any &gt;=25% secondary), 56 corridors. NEW rule -- that set UNION any street directly carrying &gt;= 4 of its own nearest signals, 327 corridors. This adds 271 streets (A W WILLIS AVE, AARON BRENNER DR, ADAMS AVE, AIRLINE RD, ALABAMA AVE, ALTRURIA RD, AMBERGATE LN, APPLING RD...), most importantly UNION AVE (70 signals snap nearest to it, yet it is never the 'dominant' arterial on any single route, so the old rule missed it), bringing Union-corridor junctions into scope. Headline crash totals (1,294 / 175) and the deadliest-corridor counts are unaffected -- the flag only governs intersection signal-coverage scope, not crash attribution.</w:t>
       </w:r>
     </w:p>
     <w:sectPr>

--- a/data/processed/novel_statistics.docx
+++ b/data/processed/novel_statistics.docx
@@ -2233,7 +2233,7 @@
         <w:pStyle w:val="ListBullet"/>
       </w:pPr>
       <w:r>
-        <w:t>Coverage-rule revision (2026-08-06): the 'covered corridor' flag was broadened. OLD rule -- each TDOT signal route was mapped to its single DOMINANT arterial (plus any &gt;=25% secondary), 56 corridors. NEW rule -- that set UNION any street directly carrying &gt;= 4 of its own nearest signals, 327 corridors. This adds 271 streets (A W WILLIS AVE, AARON BRENNER DR, ADAMS AVE, AIRLINE RD, ALABAMA AVE, ALTRURIA RD, AMBERGATE LN, APPLING RD...), most importantly UNION AVE (70 signals snap nearest to it, yet it is never the 'dominant' arterial on any single route, so the old rule missed it), bringing Union-corridor junctions into scope. Headline crash totals (1,294 / 175) and the deadliest-corridor counts are unaffected -- the flag only governs intersection signal-coverage scope, not crash attribution.</w:t>
+        <w:t>Coverage-rule revision (2026-08-08): the 'covered corridor' flag was broadened. OLD rule -- each TDOT signal route was mapped to its single DOMINANT arterial (plus any &gt;=25% secondary), 56 corridors. NEW rule -- that set UNION any street directly carrying &gt;= 4 of its own nearest signals, 327 corridors. This adds 271 streets (A W WILLIS AVE, AARON BRENNER DR, ADAMS AVE, AIRLINE RD, ALABAMA AVE, ALTRURIA RD, AMBERGATE LN, APPLING RD...), most importantly UNION AVE (70 signals snap nearest to it, yet it is never the 'dominant' arterial on any single route, so the old rule missed it), bringing Union-corridor junctions into scope. Headline crash totals (1,294 / 175) and the deadliest-corridor counts are unaffected -- the flag only governs intersection signal-coverage scope, not crash attribution.</w:t>
       </w:r>
     </w:p>
     <w:sectPr>

--- a/data/processed/novel_statistics.docx
+++ b/data/processed/novel_statistics.docx
@@ -2233,7 +2233,7 @@
         <w:pStyle w:val="ListBullet"/>
       </w:pPr>
       <w:r>
-        <w:t>Coverage-rule revision (2026-08-08): the 'covered corridor' flag was broadened. OLD rule -- each TDOT signal route was mapped to its single DOMINANT arterial (plus any &gt;=25% secondary), 56 corridors. NEW rule -- that set UNION any street directly carrying &gt;= 4 of its own nearest signals, 327 corridors. This adds 271 streets (A W WILLIS AVE, AARON BRENNER DR, ADAMS AVE, AIRLINE RD, ALABAMA AVE, ALTRURIA RD, AMBERGATE LN, APPLING RD...), most importantly UNION AVE (70 signals snap nearest to it, yet it is never the 'dominant' arterial on any single route, so the old rule missed it), bringing Union-corridor junctions into scope. Headline crash totals (1,294 / 175) and the deadliest-corridor counts are unaffected -- the flag only governs intersection signal-coverage scope, not crash attribution.</w:t>
+        <w:t>Coverage-rule revision (2026-08-11): the 'covered corridor' flag was broadened. OLD rule -- each TDOT signal route was mapped to its single DOMINANT arterial (plus any &gt;=25% secondary), 56 corridors. NEW rule -- that set UNION any street directly carrying &gt;= 4 of its own nearest signals, 327 corridors. This adds 271 streets (A W WILLIS AVE, AARON BRENNER DR, ADAMS AVE, AIRLINE RD, ALABAMA AVE, ALTRURIA RD, AMBERGATE LN, APPLING RD...), most importantly UNION AVE (70 signals snap nearest to it, yet it is never the 'dominant' arterial on any single route, so the old rule missed it), bringing Union-corridor junctions into scope. Headline crash totals (1,294 / 175) and the deadliest-corridor counts are unaffected -- the flag only governs intersection signal-coverage scope, not crash attribution.</w:t>
       </w:r>
     </w:p>
     <w:sectPr>

--- a/data/processed/novel_statistics.docx
+++ b/data/processed/novel_statistics.docx
@@ -2233,7 +2233,7 @@
         <w:pStyle w:val="ListBullet"/>
       </w:pPr>
       <w:r>
-        <w:t>Coverage-rule revision (2026-08-11): the 'covered corridor' flag was broadened. OLD rule -- each TDOT signal route was mapped to its single DOMINANT arterial (plus any &gt;=25% secondary), 56 corridors. NEW rule -- that set UNION any street directly carrying &gt;= 4 of its own nearest signals, 327 corridors. This adds 271 streets (A W WILLIS AVE, AARON BRENNER DR, ADAMS AVE, AIRLINE RD, ALABAMA AVE, ALTRURIA RD, AMBERGATE LN, APPLING RD...), most importantly UNION AVE (70 signals snap nearest to it, yet it is never the 'dominant' arterial on any single route, so the old rule missed it), bringing Union-corridor junctions into scope. Headline crash totals (1,294 / 175) and the deadliest-corridor counts are unaffected -- the flag only governs intersection signal-coverage scope, not crash attribution.</w:t>
+        <w:t>Coverage-rule revision (2026-08-12): the 'covered corridor' flag was broadened. OLD rule -- each TDOT signal route was mapped to its single DOMINANT arterial (plus any &gt;=25% secondary), 56 corridors. NEW rule -- that set UNION any street directly carrying &gt;= 4 of its own nearest signals, 327 corridors. This adds 271 streets (A W WILLIS AVE, AARON BRENNER DR, ADAMS AVE, AIRLINE RD, ALABAMA AVE, ALTRURIA RD, AMBERGATE LN, APPLING RD...), most importantly UNION AVE (70 signals snap nearest to it, yet it is never the 'dominant' arterial on any single route, so the old rule missed it), bringing Union-corridor junctions into scope. Headline crash totals (1,294 / 175) and the deadliest-corridor counts are unaffected -- the flag only governs intersection signal-coverage scope, not crash attribution.</w:t>
       </w:r>
     </w:p>
     <w:sectPr>

--- a/data/processed/novel_statistics.docx
+++ b/data/processed/novel_statistics.docx
@@ -2233,7 +2233,7 @@
         <w:pStyle w:val="ListBullet"/>
       </w:pPr>
       <w:r>
-        <w:t>Coverage-rule revision (2026-08-12): the 'covered corridor' flag was broadened. OLD rule -- each TDOT signal route was mapped to its single DOMINANT arterial (plus any &gt;=25% secondary), 56 corridors. NEW rule -- that set UNION any street directly carrying &gt;= 4 of its own nearest signals, 327 corridors. This adds 271 streets (A W WILLIS AVE, AARON BRENNER DR, ADAMS AVE, AIRLINE RD, ALABAMA AVE, ALTRURIA RD, AMBERGATE LN, APPLING RD...), most importantly UNION AVE (70 signals snap nearest to it, yet it is never the 'dominant' arterial on any single route, so the old rule missed it), bringing Union-corridor junctions into scope. Headline crash totals (1,294 / 175) and the deadliest-corridor counts are unaffected -- the flag only governs intersection signal-coverage scope, not crash attribution.</w:t>
+        <w:t>Coverage-rule revision (2026-08-13): the 'covered corridor' flag was broadened. OLD rule -- each TDOT signal route was mapped to its single DOMINANT arterial (plus any &gt;=25% secondary), 56 corridors. NEW rule -- that set UNION any street directly carrying &gt;= 4 of its own nearest signals, 327 corridors. This adds 271 streets (A W WILLIS AVE, AARON BRENNER DR, ADAMS AVE, AIRLINE RD, ALABAMA AVE, ALTRURIA RD, AMBERGATE LN, APPLING RD...), most importantly UNION AVE (70 signals snap nearest to it, yet it is never the 'dominant' arterial on any single route, so the old rule missed it), bringing Union-corridor junctions into scope. Headline crash totals (1,294 / 175) and the deadliest-corridor counts are unaffected -- the flag only governs intersection signal-coverage scope, not crash attribution.</w:t>
       </w:r>
     </w:p>
     <w:sectPr>

--- a/data/processed/novel_statistics.docx
+++ b/data/processed/novel_statistics.docx
@@ -2233,7 +2233,7 @@
         <w:pStyle w:val="ListBullet"/>
       </w:pPr>
       <w:r>
-        <w:t>Coverage-rule revision (2026-08-13): the 'covered corridor' flag was broadened. OLD rule -- each TDOT signal route was mapped to its single DOMINANT arterial (plus any &gt;=25% secondary), 56 corridors. NEW rule -- that set UNION any street directly carrying &gt;= 4 of its own nearest signals, 327 corridors. This adds 271 streets (A W WILLIS AVE, AARON BRENNER DR, ADAMS AVE, AIRLINE RD, ALABAMA AVE, ALTRURIA RD, AMBERGATE LN, APPLING RD...), most importantly UNION AVE (70 signals snap nearest to it, yet it is never the 'dominant' arterial on any single route, so the old rule missed it), bringing Union-corridor junctions into scope. Headline crash totals (1,294 / 175) and the deadliest-corridor counts are unaffected -- the flag only governs intersection signal-coverage scope, not crash attribution.</w:t>
+        <w:t>Coverage-rule revision (2026-08-14): the 'covered corridor' flag was broadened. OLD rule -- each TDOT signal route was mapped to its single DOMINANT arterial (plus any &gt;=25% secondary), 56 corridors. NEW rule -- that set UNION any street directly carrying &gt;= 4 of its own nearest signals, 327 corridors. This adds 271 streets (A W WILLIS AVE, AARON BRENNER DR, ADAMS AVE, AIRLINE RD, ALABAMA AVE, ALTRURIA RD, AMBERGATE LN, APPLING RD...), most importantly UNION AVE (70 signals snap nearest to it, yet it is never the 'dominant' arterial on any single route, so the old rule missed it), bringing Union-corridor junctions into scope. Headline crash totals (1,294 / 175) and the deadliest-corridor counts are unaffected -- the flag only governs intersection signal-coverage scope, not crash attribution.</w:t>
       </w:r>
     </w:p>
     <w:sectPr>

--- a/data/processed/novel_statistics.docx
+++ b/data/processed/novel_statistics.docx
@@ -2233,7 +2233,7 @@
         <w:pStyle w:val="ListBullet"/>
       </w:pPr>
       <w:r>
-        <w:t>Coverage-rule revision (2026-08-14): the 'covered corridor' flag was broadened. OLD rule -- each TDOT signal route was mapped to its single DOMINANT arterial (plus any &gt;=25% secondary), 56 corridors. NEW rule -- that set UNION any street directly carrying &gt;= 4 of its own nearest signals, 327 corridors. This adds 271 streets (A W WILLIS AVE, AARON BRENNER DR, ADAMS AVE, AIRLINE RD, ALABAMA AVE, ALTRURIA RD, AMBERGATE LN, APPLING RD...), most importantly UNION AVE (70 signals snap nearest to it, yet it is never the 'dominant' arterial on any single route, so the old rule missed it), bringing Union-corridor junctions into scope. Headline crash totals (1,294 / 175) and the deadliest-corridor counts are unaffected -- the flag only governs intersection signal-coverage scope, not crash attribution.</w:t>
+        <w:t>Coverage-rule revision (2026-08-15): the 'covered corridor' flag was broadened. OLD rule -- each TDOT signal route was mapped to its single DOMINANT arterial (plus any &gt;=25% secondary), 56 corridors. NEW rule -- that set UNION any street directly carrying &gt;= 4 of its own nearest signals, 327 corridors. This adds 271 streets (A W WILLIS AVE, AARON BRENNER DR, ADAMS AVE, AIRLINE RD, ALABAMA AVE, ALTRURIA RD, AMBERGATE LN, APPLING RD...), most importantly UNION AVE (70 signals snap nearest to it, yet it is never the 'dominant' arterial on any single route, so the old rule missed it), bringing Union-corridor junctions into scope. Headline crash totals (1,294 / 175) and the deadliest-corridor counts are unaffected -- the flag only governs intersection signal-coverage scope, not crash attribution.</w:t>
       </w:r>
     </w:p>
     <w:sectPr>

--- a/data/processed/novel_statistics.docx
+++ b/data/processed/novel_statistics.docx
@@ -2233,7 +2233,7 @@
         <w:pStyle w:val="ListBullet"/>
       </w:pPr>
       <w:r>
-        <w:t>Coverage-rule revision (2026-08-15): the 'covered corridor' flag was broadened. OLD rule -- each TDOT signal route was mapped to its single DOMINANT arterial (plus any &gt;=25% secondary), 56 corridors. NEW rule -- that set UNION any street directly carrying &gt;= 4 of its own nearest signals, 327 corridors. This adds 271 streets (A W WILLIS AVE, AARON BRENNER DR, ADAMS AVE, AIRLINE RD, ALABAMA AVE, ALTRURIA RD, AMBERGATE LN, APPLING RD...), most importantly UNION AVE (70 signals snap nearest to it, yet it is never the 'dominant' arterial on any single route, so the old rule missed it), bringing Union-corridor junctions into scope. Headline crash totals (1,294 / 175) and the deadliest-corridor counts are unaffected -- the flag only governs intersection signal-coverage scope, not crash attribution.</w:t>
+        <w:t>Coverage-rule revision (2026-08-18): the 'covered corridor' flag was broadened. OLD rule -- each TDOT signal route was mapped to its single DOMINANT arterial (plus any &gt;=25% secondary), 56 corridors. NEW rule -- that set UNION any street directly carrying &gt;= 4 of its own nearest signals, 327 corridors. This adds 271 streets (A W WILLIS AVE, AARON BRENNER DR, ADAMS AVE, AIRLINE RD, ALABAMA AVE, ALTRURIA RD, AMBERGATE LN, APPLING RD...), most importantly UNION AVE (70 signals snap nearest to it, yet it is never the 'dominant' arterial on any single route, so the old rule missed it), bringing Union-corridor junctions into scope. Headline crash totals (1,294 / 175) and the deadliest-corridor counts are unaffected -- the flag only governs intersection signal-coverage scope, not crash attribution.</w:t>
       </w:r>
     </w:p>
     <w:sectPr>

--- a/data/processed/novel_statistics.docx
+++ b/data/processed/novel_statistics.docx
@@ -2233,7 +2233,7 @@
         <w:pStyle w:val="ListBullet"/>
       </w:pPr>
       <w:r>
-        <w:t>Coverage-rule revision (2026-08-18): the 'covered corridor' flag was broadened. OLD rule -- each TDOT signal route was mapped to its single DOMINANT arterial (plus any &gt;=25% secondary), 56 corridors. NEW rule -- that set UNION any street directly carrying &gt;= 4 of its own nearest signals, 327 corridors. This adds 271 streets (A W WILLIS AVE, AARON BRENNER DR, ADAMS AVE, AIRLINE RD, ALABAMA AVE, ALTRURIA RD, AMBERGATE LN, APPLING RD...), most importantly UNION AVE (70 signals snap nearest to it, yet it is never the 'dominant' arterial on any single route, so the old rule missed it), bringing Union-corridor junctions into scope. Headline crash totals (1,294 / 175) and the deadliest-corridor counts are unaffected -- the flag only governs intersection signal-coverage scope, not crash attribution.</w:t>
+        <w:t>Coverage-rule revision (2026-08-21): the 'covered corridor' flag was broadened. OLD rule -- each TDOT signal route was mapped to its single DOMINANT arterial (plus any &gt;=25% secondary), 56 corridors. NEW rule -- that set UNION any street directly carrying &gt;= 4 of its own nearest signals, 327 corridors. This adds 271 streets (A W WILLIS AVE, AARON BRENNER DR, ADAMS AVE, AIRLINE RD, ALABAMA AVE, ALTRURIA RD, AMBERGATE LN, APPLING RD...), most importantly UNION AVE (70 signals snap nearest to it, yet it is never the 'dominant' arterial on any single route, so the old rule missed it), bringing Union-corridor junctions into scope. Headline crash totals (1,294 / 175) and the deadliest-corridor counts are unaffected -- the flag only governs intersection signal-coverage scope, not crash attribution.</w:t>
       </w:r>
     </w:p>
     <w:sectPr>

--- a/data/processed/novel_statistics.docx
+++ b/data/processed/novel_statistics.docx
@@ -2233,7 +2233,7 @@
         <w:pStyle w:val="ListBullet"/>
       </w:pPr>
       <w:r>
-        <w:t>Coverage-rule revision (2026-08-21): the 'covered corridor' flag was broadened. OLD rule -- each TDOT signal route was mapped to its single DOMINANT arterial (plus any &gt;=25% secondary), 56 corridors. NEW rule -- that set UNION any street directly carrying &gt;= 4 of its own nearest signals, 327 corridors. This adds 271 streets (A W WILLIS AVE, AARON BRENNER DR, ADAMS AVE, AIRLINE RD, ALABAMA AVE, ALTRURIA RD, AMBERGATE LN, APPLING RD...), most importantly UNION AVE (70 signals snap nearest to it, yet it is never the 'dominant' arterial on any single route, so the old rule missed it), bringing Union-corridor junctions into scope. Headline crash totals (1,294 / 175) and the deadliest-corridor counts are unaffected -- the flag only governs intersection signal-coverage scope, not crash attribution.</w:t>
+        <w:t>Coverage-rule revision (2026-08-24): the 'covered corridor' flag was broadened. OLD rule -- each TDOT signal route was mapped to its single DOMINANT arterial (plus any &gt;=25% secondary), 56 corridors. NEW rule -- that set UNION any street directly carrying &gt;= 4 of its own nearest signals, 327 corridors. This adds 271 streets (A W WILLIS AVE, AARON BRENNER DR, ADAMS AVE, AIRLINE RD, ALABAMA AVE, ALTRURIA RD, AMBERGATE LN, APPLING RD...), most importantly UNION AVE (70 signals snap nearest to it, yet it is never the 'dominant' arterial on any single route, so the old rule missed it), bringing Union-corridor junctions into scope. Headline crash totals (1,294 / 175) and the deadliest-corridor counts are unaffected -- the flag only governs intersection signal-coverage scope, not crash attribution.</w:t>
       </w:r>
     </w:p>
     <w:sectPr>

--- a/data/processed/novel_statistics.docx
+++ b/data/processed/novel_statistics.docx
@@ -2233,7 +2233,7 @@
         <w:pStyle w:val="ListBullet"/>
       </w:pPr>
       <w:r>
-        <w:t>Coverage-rule revision (2026-08-24): the 'covered corridor' flag was broadened. OLD rule -- each TDOT signal route was mapped to its single DOMINANT arterial (plus any &gt;=25% secondary), 56 corridors. NEW rule -- that set UNION any street directly carrying &gt;= 4 of its own nearest signals, 327 corridors. This adds 271 streets (A W WILLIS AVE, AARON BRENNER DR, ADAMS AVE, AIRLINE RD, ALABAMA AVE, ALTRURIA RD, AMBERGATE LN, APPLING RD...), most importantly UNION AVE (70 signals snap nearest to it, yet it is never the 'dominant' arterial on any single route, so the old rule missed it), bringing Union-corridor junctions into scope. Headline crash totals (1,294 / 175) and the deadliest-corridor counts are unaffected -- the flag only governs intersection signal-coverage scope, not crash attribution.</w:t>
+        <w:t>Coverage-rule revision (2026-08-26): the 'covered corridor' flag was broadened. OLD rule -- each TDOT signal route was mapped to its single DOMINANT arterial (plus any &gt;=25% secondary), 56 corridors. NEW rule -- that set UNION any street directly carrying &gt;= 4 of its own nearest signals, 327 corridors. This adds 271 streets (A W WILLIS AVE, AARON BRENNER DR, ADAMS AVE, AIRLINE RD, ALABAMA AVE, ALTRURIA RD, AMBERGATE LN, APPLING RD...), most importantly UNION AVE (70 signals snap nearest to it, yet it is never the 'dominant' arterial on any single route, so the old rule missed it), bringing Union-corridor junctions into scope. Headline crash totals (1,294 / 175) and the deadliest-corridor counts are unaffected -- the flag only governs intersection signal-coverage scope, not crash attribution.</w:t>
       </w:r>
     </w:p>
     <w:sectPr>

--- a/data/processed/novel_statistics.docx
+++ b/data/processed/novel_statistics.docx
@@ -2233,7 +2233,7 @@
         <w:pStyle w:val="ListBullet"/>
       </w:pPr>
       <w:r>
-        <w:t>Coverage-rule revision (2026-08-26): the 'covered corridor' flag was broadened. OLD rule -- each TDOT signal route was mapped to its single DOMINANT arterial (plus any &gt;=25% secondary), 56 corridors. NEW rule -- that set UNION any street directly carrying &gt;= 4 of its own nearest signals, 327 corridors. This adds 271 streets (A W WILLIS AVE, AARON BRENNER DR, ADAMS AVE, AIRLINE RD, ALABAMA AVE, ALTRURIA RD, AMBERGATE LN, APPLING RD...), most importantly UNION AVE (70 signals snap nearest to it, yet it is never the 'dominant' arterial on any single route, so the old rule missed it), bringing Union-corridor junctions into scope. Headline crash totals (1,294 / 175) and the deadliest-corridor counts are unaffected -- the flag only governs intersection signal-coverage scope, not crash attribution.</w:t>
+        <w:t>Coverage-rule revision (2026-08-27): the 'covered corridor' flag was broadened. OLD rule -- each TDOT signal route was mapped to its single DOMINANT arterial (plus any &gt;=25% secondary), 56 corridors. NEW rule -- that set UNION any street directly carrying &gt;= 4 of its own nearest signals, 327 corridors. This adds 271 streets (A W WILLIS AVE, AARON BRENNER DR, ADAMS AVE, AIRLINE RD, ALABAMA AVE, ALTRURIA RD, AMBERGATE LN, APPLING RD...), most importantly UNION AVE (70 signals snap nearest to it, yet it is never the 'dominant' arterial on any single route, so the old rule missed it), bringing Union-corridor junctions into scope. Headline crash totals (1,294 / 175) and the deadliest-corridor counts are unaffected -- the flag only governs intersection signal-coverage scope, not crash attribution.</w:t>
       </w:r>
     </w:p>
     <w:sectPr>

--- a/data/processed/novel_statistics.docx
+++ b/data/processed/novel_statistics.docx
@@ -2201,7 +2201,7 @@
         <w:pStyle w:val="ListBullet"/>
       </w:pPr>
       <w:r>
-        <w:t>Union crashes within 30 m: 45 (9 fatal); crossing-relevant (On Roadway / In Crosswalk): 40 — the set used for the distance stat.</w:t>
+        <w:t>Union crashes within 30 m: 46 (9 fatal); crossing-relevant (On Roadway / In Crosswalk): 40 — the set used for the distance stat.</w:t>
       </w:r>
     </w:p>
     <w:p>
@@ -2233,7 +2233,7 @@
         <w:pStyle w:val="ListBullet"/>
       </w:pPr>
       <w:r>
-        <w:t>Coverage-rule revision (2026-08-27): the 'covered corridor' flag was broadened. OLD rule -- each TDOT signal route was mapped to its single DOMINANT arterial (plus any &gt;=25% secondary), 56 corridors. NEW rule -- that set UNION any street directly carrying &gt;= 4 of its own nearest signals, 327 corridors. This adds 271 streets (A W WILLIS AVE, AARON BRENNER DR, ADAMS AVE, AIRLINE RD, ALABAMA AVE, ALTRURIA RD, AMBERGATE LN, APPLING RD...), most importantly UNION AVE (70 signals snap nearest to it, yet it is never the 'dominant' arterial on any single route, so the old rule missed it), bringing Union-corridor junctions into scope. Headline crash totals (1,294 / 175) and the deadliest-corridor counts are unaffected -- the flag only governs intersection signal-coverage scope, not crash attribution.</w:t>
+        <w:t>Coverage-rule revision (2026-08-28): the 'covered corridor' flag was broadened. OLD rule -- each TDOT signal route was mapped to its single DOMINANT arterial (plus any &gt;=25% secondary), 56 corridors. NEW rule -- that set UNION any street directly carrying &gt;= 4 of its own nearest signals, 327 corridors. This adds 271 streets (A W WILLIS AVE, AARON BRENNER DR, ADAMS AVE, AIRLINE RD, ALABAMA AVE, ALTRURIA RD, AMBERGATE LN, APPLING RD...), most importantly UNION AVE (70 signals snap nearest to it, yet it is never the 'dominant' arterial on any single route, so the old rule missed it), bringing Union-corridor junctions into scope. Headline crash totals (1,294 / 175) and the deadliest-corridor counts are unaffected -- the flag only governs intersection signal-coverage scope, not crash attribution.</w:t>
       </w:r>
     </w:p>
     <w:sectPr>

--- a/data/processed/novel_statistics.docx
+++ b/data/processed/novel_statistics.docx
@@ -2233,7 +2233,7 @@
         <w:pStyle w:val="ListBullet"/>
       </w:pPr>
       <w:r>
-        <w:t>Coverage-rule revision (2026-08-28): the 'covered corridor' flag was broadened. OLD rule -- each TDOT signal route was mapped to its single DOMINANT arterial (plus any &gt;=25% secondary), 56 corridors. NEW rule -- that set UNION any street directly carrying &gt;= 4 of its own nearest signals, 327 corridors. This adds 271 streets (A W WILLIS AVE, AARON BRENNER DR, ADAMS AVE, AIRLINE RD, ALABAMA AVE, ALTRURIA RD, AMBERGATE LN, APPLING RD...), most importantly UNION AVE (70 signals snap nearest to it, yet it is never the 'dominant' arterial on any single route, so the old rule missed it), bringing Union-corridor junctions into scope. Headline crash totals (1,294 / 175) and the deadliest-corridor counts are unaffected -- the flag only governs intersection signal-coverage scope, not crash attribution.</w:t>
+        <w:t>Coverage-rule revision (2026-08-29): the 'covered corridor' flag was broadened. OLD rule -- each TDOT signal route was mapped to its single DOMINANT arterial (plus any &gt;=25% secondary), 56 corridors. NEW rule -- that set UNION any street directly carrying &gt;= 4 of its own nearest signals, 327 corridors. This adds 271 streets (A W WILLIS AVE, AARON BRENNER DR, ADAMS AVE, AIRLINE RD, ALABAMA AVE, ALTRURIA RD, AMBERGATE LN, APPLING RD...), most importantly UNION AVE (70 signals snap nearest to it, yet it is never the 'dominant' arterial on any single route, so the old rule missed it), bringing Union-corridor junctions into scope. Headline crash totals (1,294 / 175) and the deadliest-corridor counts are unaffected -- the flag only governs intersection signal-coverage scope, not crash attribution.</w:t>
       </w:r>
     </w:p>
     <w:sectPr>

--- a/data/processed/novel_statistics.docx
+++ b/data/processed/novel_statistics.docx
@@ -2233,7 +2233,7 @@
         <w:pStyle w:val="ListBullet"/>
       </w:pPr>
       <w:r>
-        <w:t>Coverage-rule revision (2026-08-29): the 'covered corridor' flag was broadened. OLD rule -- each TDOT signal route was mapped to its single DOMINANT arterial (plus any &gt;=25% secondary), 56 corridors. NEW rule -- that set UNION any street directly carrying &gt;= 4 of its own nearest signals, 327 corridors. This adds 271 streets (A W WILLIS AVE, AARON BRENNER DR, ADAMS AVE, AIRLINE RD, ALABAMA AVE, ALTRURIA RD, AMBERGATE LN, APPLING RD...), most importantly UNION AVE (70 signals snap nearest to it, yet it is never the 'dominant' arterial on any single route, so the old rule missed it), bringing Union-corridor junctions into scope. Headline crash totals (1,294 / 175) and the deadliest-corridor counts are unaffected -- the flag only governs intersection signal-coverage scope, not crash attribution.</w:t>
+        <w:t>Coverage-rule revision (2026-08-30): the 'covered corridor' flag was broadened. OLD rule -- each TDOT signal route was mapped to its single DOMINANT arterial (plus any &gt;=25% secondary), 56 corridors. NEW rule -- that set UNION any street directly carrying &gt;= 4 of its own nearest signals, 327 corridors. This adds 271 streets (A W WILLIS AVE, AARON BRENNER DR, ADAMS AVE, AIRLINE RD, ALABAMA AVE, ALTRURIA RD, AMBERGATE LN, APPLING RD...), most importantly UNION AVE (70 signals snap nearest to it, yet it is never the 'dominant' arterial on any single route, so the old rule missed it), bringing Union-corridor junctions into scope. Headline crash totals (1,294 / 175) and the deadliest-corridor counts are unaffected -- the flag only governs intersection signal-coverage scope, not crash attribution.</w:t>
       </w:r>
     </w:p>
     <w:sectPr>

--- a/data/processed/novel_statistics.docx
+++ b/data/processed/novel_statistics.docx
@@ -2233,7 +2233,7 @@
         <w:pStyle w:val="ListBullet"/>
       </w:pPr>
       <w:r>
-        <w:t>Coverage-rule revision (2026-08-30): the 'covered corridor' flag was broadened. OLD rule -- each TDOT signal route was mapped to its single DOMINANT arterial (plus any &gt;=25% secondary), 56 corridors. NEW rule -- that set UNION any street directly carrying &gt;= 4 of its own nearest signals, 327 corridors. This adds 271 streets (A W WILLIS AVE, AARON BRENNER DR, ADAMS AVE, AIRLINE RD, ALABAMA AVE, ALTRURIA RD, AMBERGATE LN, APPLING RD...), most importantly UNION AVE (70 signals snap nearest to it, yet it is never the 'dominant' arterial on any single route, so the old rule missed it), bringing Union-corridor junctions into scope. Headline crash totals (1,294 / 175) and the deadliest-corridor counts are unaffected -- the flag only governs intersection signal-coverage scope, not crash attribution.</w:t>
+        <w:t>Coverage-rule revision (2026-08-31): the 'covered corridor' flag was broadened. OLD rule -- each TDOT signal route was mapped to its single DOMINANT arterial (plus any &gt;=25% secondary), 56 corridors. NEW rule -- that set UNION any street directly carrying &gt;= 4 of its own nearest signals, 327 corridors. This adds 271 streets (A W WILLIS AVE, AARON BRENNER DR, ADAMS AVE, AIRLINE RD, ALABAMA AVE, ALTRURIA RD, AMBERGATE LN, APPLING RD...), most importantly UNION AVE (70 signals snap nearest to it, yet it is never the 'dominant' arterial on any single route, so the old rule missed it), bringing Union-corridor junctions into scope. Headline crash totals (1,294 / 175) and the deadliest-corridor counts are unaffected -- the flag only governs intersection signal-coverage scope, not crash attribution.</w:t>
       </w:r>
     </w:p>
     <w:sectPr>

--- a/data/processed/novel_statistics.docx
+++ b/data/processed/novel_statistics.docx
@@ -2233,7 +2233,7 @@
         <w:pStyle w:val="ListBullet"/>
       </w:pPr>
       <w:r>
-        <w:t>Coverage-rule revision (2026-08-31): the 'covered corridor' flag was broadened. OLD rule -- each TDOT signal route was mapped to its single DOMINANT arterial (plus any &gt;=25% secondary), 56 corridors. NEW rule -- that set UNION any street directly carrying &gt;= 4 of its own nearest signals, 327 corridors. This adds 271 streets (A W WILLIS AVE, AARON BRENNER DR, ADAMS AVE, AIRLINE RD, ALABAMA AVE, ALTRURIA RD, AMBERGATE LN, APPLING RD...), most importantly UNION AVE (70 signals snap nearest to it, yet it is never the 'dominant' arterial on any single route, so the old rule missed it), bringing Union-corridor junctions into scope. Headline crash totals (1,294 / 175) and the deadliest-corridor counts are unaffected -- the flag only governs intersection signal-coverage scope, not crash attribution.</w:t>
+        <w:t>Coverage-rule revision (2026-09-01): the 'covered corridor' flag was broadened. OLD rule -- each TDOT signal route was mapped to its single DOMINANT arterial (plus any &gt;=25% secondary), 56 corridors. NEW rule -- that set UNION any street directly carrying &gt;= 4 of its own nearest signals, 327 corridors. This adds 271 streets (A W WILLIS AVE, AARON BRENNER DR, ADAMS AVE, AIRLINE RD, ALABAMA AVE, ALTRURIA RD, AMBERGATE LN, APPLING RD...), most importantly UNION AVE (70 signals snap nearest to it, yet it is never the 'dominant' arterial on any single route, so the old rule missed it), bringing Union-corridor junctions into scope. Headline crash totals (1,294 / 175) and the deadliest-corridor counts are unaffected -- the flag only governs intersection signal-coverage scope, not crash attribution.</w:t>
       </w:r>
     </w:p>
     <w:sectPr>

--- a/data/processed/novel_statistics.docx
+++ b/data/processed/novel_statistics.docx
@@ -2233,7 +2233,7 @@
         <w:pStyle w:val="ListBullet"/>
       </w:pPr>
       <w:r>
-        <w:t>Coverage-rule revision (2026-09-01): the 'covered corridor' flag was broadened. OLD rule -- each TDOT signal route was mapped to its single DOMINANT arterial (plus any &gt;=25% secondary), 56 corridors. NEW rule -- that set UNION any street directly carrying &gt;= 4 of its own nearest signals, 327 corridors. This adds 271 streets (A W WILLIS AVE, AARON BRENNER DR, ADAMS AVE, AIRLINE RD, ALABAMA AVE, ALTRURIA RD, AMBERGATE LN, APPLING RD...), most importantly UNION AVE (70 signals snap nearest to it, yet it is never the 'dominant' arterial on any single route, so the old rule missed it), bringing Union-corridor junctions into scope. Headline crash totals (1,294 / 175) and the deadliest-corridor counts are unaffected -- the flag only governs intersection signal-coverage scope, not crash attribution.</w:t>
+        <w:t>Coverage-rule revision (2026-09-02): the 'covered corridor' flag was broadened. OLD rule -- each TDOT signal route was mapped to its single DOMINANT arterial (plus any &gt;=25% secondary), 56 corridors. NEW rule -- that set UNION any street directly carrying &gt;= 4 of its own nearest signals, 327 corridors. This adds 271 streets (A W WILLIS AVE, AARON BRENNER DR, ADAMS AVE, AIRLINE RD, ALABAMA AVE, ALTRURIA RD, AMBERGATE LN, APPLING RD...), most importantly UNION AVE (70 signals snap nearest to it, yet it is never the 'dominant' arterial on any single route, so the old rule missed it), bringing Union-corridor junctions into scope. Headline crash totals (1,294 / 175) and the deadliest-corridor counts are unaffected -- the flag only governs intersection signal-coverage scope, not crash attribution.</w:t>
       </w:r>
     </w:p>
     <w:sectPr>

--- a/data/processed/novel_statistics.docx
+++ b/data/processed/novel_statistics.docx
@@ -2233,7 +2233,7 @@
         <w:pStyle w:val="ListBullet"/>
       </w:pPr>
       <w:r>
-        <w:t>Coverage-rule revision (2026-09-02): the 'covered corridor' flag was broadened. OLD rule -- each TDOT signal route was mapped to its single DOMINANT arterial (plus any &gt;=25% secondary), 56 corridors. NEW rule -- that set UNION any street directly carrying &gt;= 4 of its own nearest signals, 327 corridors. This adds 271 streets (A W WILLIS AVE, AARON BRENNER DR, ADAMS AVE, AIRLINE RD, ALABAMA AVE, ALTRURIA RD, AMBERGATE LN, APPLING RD...), most importantly UNION AVE (70 signals snap nearest to it, yet it is never the 'dominant' arterial on any single route, so the old rule missed it), bringing Union-corridor junctions into scope. Headline crash totals (1,294 / 175) and the deadliest-corridor counts are unaffected -- the flag only governs intersection signal-coverage scope, not crash attribution.</w:t>
+        <w:t>Coverage-rule revision (2026-09-03): the 'covered corridor' flag was broadened. OLD rule -- each TDOT signal route was mapped to its single DOMINANT arterial (plus any &gt;=25% secondary), 56 corridors. NEW rule -- that set UNION any street directly carrying &gt;= 4 of its own nearest signals, 327 corridors. This adds 271 streets (A W WILLIS AVE, AARON BRENNER DR, ADAMS AVE, AIRLINE RD, ALABAMA AVE, ALTRURIA RD, AMBERGATE LN, APPLING RD...), most importantly UNION AVE (70 signals snap nearest to it, yet it is never the 'dominant' arterial on any single route, so the old rule missed it), bringing Union-corridor junctions into scope. Headline crash totals (1,294 / 175) and the deadliest-corridor counts are unaffected -- the flag only governs intersection signal-coverage scope, not crash attribution.</w:t>
       </w:r>
     </w:p>
     <w:sectPr>

--- a/data/processed/novel_statistics.docx
+++ b/data/processed/novel_statistics.docx
@@ -2233,7 +2233,7 @@
         <w:pStyle w:val="ListBullet"/>
       </w:pPr>
       <w:r>
-        <w:t>Coverage-rule revision (2026-09-03): the 'covered corridor' flag was broadened. OLD rule -- each TDOT signal route was mapped to its single DOMINANT arterial (plus any &gt;=25% secondary), 56 corridors. NEW rule -- that set UNION any street directly carrying &gt;= 4 of its own nearest signals, 327 corridors. This adds 271 streets (A W WILLIS AVE, AARON BRENNER DR, ADAMS AVE, AIRLINE RD, ALABAMA AVE, ALTRURIA RD, AMBERGATE LN, APPLING RD...), most importantly UNION AVE (70 signals snap nearest to it, yet it is never the 'dominant' arterial on any single route, so the old rule missed it), bringing Union-corridor junctions into scope. Headline crash totals (1,294 / 175) and the deadliest-corridor counts are unaffected -- the flag only governs intersection signal-coverage scope, not crash attribution.</w:t>
+        <w:t>Coverage-rule revision (2026-09-04): the 'covered corridor' flag was broadened. OLD rule -- each TDOT signal route was mapped to its single DOMINANT arterial (plus any &gt;=25% secondary), 56 corridors. NEW rule -- that set UNION any street directly carrying &gt;= 4 of its own nearest signals, 327 corridors. This adds 271 streets (A W WILLIS AVE, AARON BRENNER DR, ADAMS AVE, AIRLINE RD, ALABAMA AVE, ALTRURIA RD, AMBERGATE LN, APPLING RD...), most importantly UNION AVE (70 signals snap nearest to it, yet it is never the 'dominant' arterial on any single route, so the old rule missed it), bringing Union-corridor junctions into scope. Headline crash totals (1,294 / 175) and the deadliest-corridor counts are unaffected -- the flag only governs intersection signal-coverage scope, not crash attribution.</w:t>
       </w:r>
     </w:p>
     <w:sectPr>

--- a/data/processed/novel_statistics.docx
+++ b/data/processed/novel_statistics.docx
@@ -2233,7 +2233,7 @@
         <w:pStyle w:val="ListBullet"/>
       </w:pPr>
       <w:r>
-        <w:t>Coverage-rule revision (2026-09-04): the 'covered corridor' flag was broadened. OLD rule -- each TDOT signal route was mapped to its single DOMINANT arterial (plus any &gt;=25% secondary), 56 corridors. NEW rule -- that set UNION any street directly carrying &gt;= 4 of its own nearest signals, 327 corridors. This adds 271 streets (A W WILLIS AVE, AARON BRENNER DR, ADAMS AVE, AIRLINE RD, ALABAMA AVE, ALTRURIA RD, AMBERGATE LN, APPLING RD...), most importantly UNION AVE (70 signals snap nearest to it, yet it is never the 'dominant' arterial on any single route, so the old rule missed it), bringing Union-corridor junctions into scope. Headline crash totals (1,294 / 175) and the deadliest-corridor counts are unaffected -- the flag only governs intersection signal-coverage scope, not crash attribution.</w:t>
+        <w:t>Coverage-rule revision (2026-09-06): the 'covered corridor' flag was broadened. OLD rule -- each TDOT signal route was mapped to its single DOMINANT arterial (plus any &gt;=25% secondary), 56 corridors. NEW rule -- that set UNION any street directly carrying &gt;= 4 of its own nearest signals, 327 corridors. This adds 271 streets (A W WILLIS AVE, AARON BRENNER DR, ADAMS AVE, AIRLINE RD, ALABAMA AVE, ALTRURIA RD, AMBERGATE LN, APPLING RD...), most importantly UNION AVE (70 signals snap nearest to it, yet it is never the 'dominant' arterial on any single route, so the old rule missed it), bringing Union-corridor junctions into scope. Headline crash totals (1,294 / 175) and the deadliest-corridor counts are unaffected -- the flag only governs intersection signal-coverage scope, not crash attribution.</w:t>
       </w:r>
     </w:p>
     <w:sectPr>
